--- a/ProjectReports/CDT SW Consent Form.docx
+++ b/ProjectReports/CDT SW Consent Form.docx
@@ -43,7 +43,7 @@
     </w:p>
     <w:tbl>
       <w:tblPr>
-        <w:tblStyle w:val="a3"/>
+        <w:tblStyle w:val="TableGrid"/>
         <w:tblW w:w="0" w:type="auto"/>
         <w:tblLook w:val="04A0" w:firstRow="1" w:lastRow="0" w:firstColumn="1" w:lastColumn="0" w:noHBand="0" w:noVBand="1"/>
       </w:tblPr>
@@ -265,7 +265,7 @@
     </w:p>
     <w:tbl>
       <w:tblPr>
-        <w:tblStyle w:val="a3"/>
+        <w:tblStyle w:val="TableGrid"/>
         <w:tblW w:w="0" w:type="auto"/>
         <w:tblLook w:val="04A0" w:firstRow="1" w:lastRow="0" w:firstColumn="1" w:lastColumn="0" w:noHBand="0" w:noVBand="1"/>
       </w:tblPr>
@@ -283,7 +283,20 @@
               <w:jc w:val="left"/>
             </w:pPr>
             <w:r>
-              <w:t>Title of Study:</w:t>
+              <w:t xml:space="preserve">Title of </w:t>
+            </w:r>
+            <w:proofErr w:type="spellStart"/>
+            <w:proofErr w:type="gramStart"/>
+            <w:r>
+              <w:t>Study:</w:t>
+            </w:r>
+            <w:r>
+              <w:t>BSc</w:t>
+            </w:r>
+            <w:proofErr w:type="spellEnd"/>
+            <w:proofErr w:type="gramEnd"/>
+            <w:r>
+              <w:t xml:space="preserve"> (Hons) Computer Game technology</w:t>
             </w:r>
           </w:p>
         </w:tc>
@@ -312,6 +325,17 @@
             </w:pPr>
             <w:r>
               <w:t>Researcher Contact Email</w:t>
+            </w:r>
+            <w:r>
+              <w:t>:</w:t>
+            </w:r>
+          </w:p>
+          <w:p>
+            <w:pPr>
+              <w:jc w:val="left"/>
+            </w:pPr>
+            <w:r>
+              <w:t>Shu.wang4@mail.bcu.ac.uk</w:t>
             </w:r>
           </w:p>
         </w:tc>
@@ -497,7 +521,7 @@
     </w:p>
     <w:tbl>
       <w:tblPr>
-        <w:tblStyle w:val="a3"/>
+        <w:tblStyle w:val="TableGrid"/>
         <w:tblW w:w="0" w:type="auto"/>
         <w:tblLook w:val="04A0" w:firstRow="1" w:lastRow="0" w:firstColumn="1" w:lastColumn="0" w:noHBand="0" w:noVBand="1"/>
       </w:tblPr>
@@ -742,7 +766,6 @@
           <w:i/>
           <w:iCs/>
         </w:rPr>
-        <w:lastRenderedPageBreak/>
         <w:t>Please sign below to confirm that you have voluntarily decided to participate in this</w:t>
       </w:r>
       <w:r>
@@ -776,7 +799,7 @@
     </w:p>
     <w:tbl>
       <w:tblPr>
-        <w:tblStyle w:val="a3"/>
+        <w:tblStyle w:val="TableGrid"/>
         <w:tblW w:w="0" w:type="auto"/>
         <w:tblLook w:val="04A0" w:firstRow="1" w:lastRow="0" w:firstColumn="1" w:lastColumn="0" w:noHBand="0" w:noVBand="1"/>
       </w:tblPr>
@@ -1465,7 +1488,7 @@
     <w:lsdException w:name="Unresolved Mention" w:semiHidden="1" w:unhideWhenUsed="1"/>
     <w:lsdException w:name="Smart Link" w:semiHidden="1" w:unhideWhenUsed="1"/>
   </w:latentStyles>
-  <w:style w:type="paragraph" w:default="1" w:styleId="a">
+  <w:style w:type="paragraph" w:default="1" w:styleId="Normal">
     <w:name w:val="Normal"/>
     <w:qFormat/>
     <w:rsid w:val="00E162A7"/>
@@ -1477,12 +1500,13 @@
       <w:lang w:eastAsia="en-GB"/>
     </w:rPr>
   </w:style>
-  <w:style w:type="character" w:default="1" w:styleId="a0">
+  <w:style w:type="character" w:default="1" w:styleId="DefaultParagraphFont">
     <w:name w:val="Default Paragraph Font"/>
     <w:uiPriority w:val="1"/>
+    <w:semiHidden/>
     <w:unhideWhenUsed/>
   </w:style>
-  <w:style w:type="table" w:default="1" w:styleId="a1">
+  <w:style w:type="table" w:default="1" w:styleId="TableNormal">
     <w:name w:val="Normal Table"/>
     <w:uiPriority w:val="99"/>
     <w:semiHidden/>
@@ -1497,15 +1521,15 @@
       </w:tblCellMar>
     </w:tblPr>
   </w:style>
-  <w:style w:type="numbering" w:default="1" w:styleId="a2">
+  <w:style w:type="numbering" w:default="1" w:styleId="NoList">
     <w:name w:val="No List"/>
     <w:uiPriority w:val="99"/>
     <w:semiHidden/>
     <w:unhideWhenUsed/>
   </w:style>
-  <w:style w:type="table" w:styleId="a3">
+  <w:style w:type="table" w:styleId="TableGrid">
     <w:name w:val="Table Grid"/>
-    <w:basedOn w:val="a1"/>
+    <w:basedOn w:val="TableNormal"/>
     <w:uiPriority w:val="39"/>
     <w:rsid w:val="00A0253F"/>
     <w:pPr>
@@ -1522,9 +1546,9 @@
       </w:tblBorders>
     </w:tblPr>
   </w:style>
-  <w:style w:type="character" w:styleId="a4">
+  <w:style w:type="character" w:styleId="Hyperlink">
     <w:name w:val="Hyperlink"/>
-    <w:basedOn w:val="a0"/>
+    <w:basedOn w:val="DefaultParagraphFont"/>
     <w:uiPriority w:val="99"/>
     <w:unhideWhenUsed/>
     <w:rsid w:val="00B61041"/>
@@ -1533,9 +1557,9 @@
       <w:u w:val="single"/>
     </w:rPr>
   </w:style>
-  <w:style w:type="character" w:styleId="a5">
+  <w:style w:type="character" w:styleId="UnresolvedMention">
     <w:name w:val="Unresolved Mention"/>
-    <w:basedOn w:val="a0"/>
+    <w:basedOn w:val="DefaultParagraphFont"/>
     <w:uiPriority w:val="99"/>
     <w:semiHidden/>
     <w:unhideWhenUsed/>
@@ -1545,9 +1569,9 @@
       <w:shd w:val="clear" w:color="auto" w:fill="E1DFDD"/>
     </w:rPr>
   </w:style>
-  <w:style w:type="paragraph" w:styleId="a6">
+  <w:style w:type="paragraph" w:styleId="ListParagraph">
     <w:name w:val="List Paragraph"/>
-    <w:basedOn w:val="a"/>
+    <w:basedOn w:val="Normal"/>
     <w:uiPriority w:val="34"/>
     <w:qFormat/>
     <w:rsid w:val="00593AD7"/>
